--- a/policies/build/masters_hco/HCO.PRE.3_v2_master.docx
+++ b/policies/build/masters_hco/HCO.PRE.3_v2_master.docx
@@ -773,7 +773,7 @@
           <w:sz w:val="22"/>
           <w:szCs w:val="22"/>
         </w:rPr>
-        <w:t xml:space="preserve">Boundaries: do not copy SHCO PRE wording. Do not overwrite HCO AAC, COP or MOM policies. Spell out abbreviations on first use in training materials. OE counts/levels/asterisks stay with the official portal Standards PDF. Method notes come from the Guidebook Interpretation paragraphs (scanned PDF md5 2c4489ee98de4ae9b49cba168ea9f42a).</w:t>
+        <w:t xml:space="preserve">Boundaries: do not overwrite HCO AAC, COP or MOM policies. Spell out abbreviations on first use in training materials. OE counts/levels/asterisks stay with the official portal Standards PDF. Method notes come from the Guidebook Interpretation paragraphs (scanned PDF md5 2c4489ee98de4ae9b49cba168ea9f42a).</w:t>
       </w:r>
     </w:p>
     <w:p>
@@ -827,7 +827,7 @@
           <w:sz w:val="22"/>
           <w:szCs w:val="22"/>
         </w:rPr>
-        <w:t xml:space="preserve">1. Do not skip: The patient and / or family members are explained about the proposed care (including the risks, benefits, a...</w:t>
+        <w:t xml:space="preserve">1. Do not skip: The patient and / or family members are explained about the proposed care (including the risks, benefits...</w:t>
       </w:r>
     </w:p>
     <w:p>
@@ -863,7 +863,7 @@
           <w:sz w:val="22"/>
           <w:szCs w:val="22"/>
         </w:rPr>
-        <w:t xml:space="preserve">4. Do not skip: The patient and/or family members are explained about any change in the patient’s condition in a timely man...</w:t>
+        <w:t xml:space="preserve">4. Do not skip: The patient and/or family members are explained about any change in the patient’s condition in a timely...</w:t>
       </w:r>
     </w:p>
     <w:p>
@@ -905,7 +905,7 @@
         <w:spacing w:after="100" w:before="220"/>
       </w:pPr>
       <w:r>
-        <w:t xml:space="preserve">5.1 The patient and / or family members are explained about the proposed ...</w:t>
+        <w:t xml:space="preserve">5.1 The patient and / or family members are explained about the proposed...</w:t>
       </w:r>
     </w:p>
     <w:p>
@@ -962,7 +962,7 @@
         <w:spacing w:after="100" w:before="220"/>
       </w:pPr>
       <w:r>
-        <w:t xml:space="preserve">5.2 The care plan is prepared and modified in consultation with the patie...</w:t>
+        <w:t xml:space="preserve">5.2 The care plan is prepared and modified in consultation with the patient...</w:t>
       </w:r>
     </w:p>
     <w:p>
@@ -1007,7 +1007,7 @@
         <w:spacing w:after="100" w:before="220"/>
       </w:pPr>
       <w:r>
-        <w:t xml:space="preserve">5.3 The patient and/or family members are informed about the results of d...</w:t>
+        <w:t xml:space="preserve">5.3 The patient and/or family members are informed about the results of...</w:t>
       </w:r>
     </w:p>
     <w:p>
@@ -1052,7 +1052,7 @@
         <w:spacing w:after="100" w:before="220"/>
       </w:pPr>
       <w:r>
-        <w:t xml:space="preserve">5.4 The patient and/or family members are explained about any change in t...</w:t>
+        <w:t xml:space="preserve">5.4 The patient and/or family members are explained about any change in the...</w:t>
       </w:r>
     </w:p>
     <w:p>
@@ -1097,7 +1097,7 @@
         <w:spacing w:after="100" w:before="220"/>
       </w:pPr>
       <w:r>
-        <w:t xml:space="preserve">5.5 The patient and/or family members are provided multi-disciplinary cou...</w:t>
+        <w:t xml:space="preserve">5.5 The patient and/or family members are provided multi-disciplinary...</w:t>
       </w:r>
     </w:p>
     <w:p>
@@ -1143,6 +1143,20 @@
       </w:pPr>
       <w:r>
         <w:t xml:space="preserve">6. Governance and responsibility</w:t>
+      </w:r>
+    </w:p>
+    <w:p>
+      <w:pPr>
+        <w:spacing w:after="20" w:before="100"/>
+      </w:pPr>
+      <w:r>
+        <w:rPr>
+          <w:b/>
+          <w:bCs/>
+          <w:sz w:val="22"/>
+          <w:szCs w:val="22"/>
+        </w:rPr>
+        <w:t xml:space="preserve">Medical Superintendent</w:t>
       </w:r>
     </w:p>
     <w:p>
@@ -1159,7 +1173,7 @@
           <w:sz w:val="22"/>
           <w:szCs w:val="22"/>
         </w:rPr>
-        <w:t xml:space="preserve">Medical Superintendent</w:t>
+        <w:t xml:space="preserve">Accountable that PRE.3 is resourced and followed.</w:t>
       </w:r>
     </w:p>
     <w:p>
@@ -1176,7 +1190,21 @@
           <w:sz w:val="22"/>
           <w:szCs w:val="22"/>
         </w:rPr>
-        <w:t xml:space="preserve">Accountable that PRE.3 is resourced and followed.</w:t>
+        <w:t xml:space="preserve">Acts on rights violations, consent failures and communication breaches that reach top leadership.</w:t>
+      </w:r>
+    </w:p>
+    <w:p>
+      <w:pPr>
+        <w:spacing w:after="20" w:before="100"/>
+      </w:pPr>
+      <w:r>
+        <w:rPr>
+          <w:b/>
+          <w:bCs/>
+          <w:sz w:val="22"/>
+          <w:szCs w:val="22"/>
+        </w:rPr>
+        <w:t xml:space="preserve">Medical Superintendent</w:t>
       </w:r>
     </w:p>
     <w:p>
@@ -1193,7 +1221,21 @@
           <w:sz w:val="22"/>
           <w:szCs w:val="22"/>
         </w:rPr>
-        <w:t xml:space="preserve">Acts on rights violations, consent failures and communication breaches that reach top leadership.</w:t>
+        <w:t xml:space="preserve">Owns day-to-day implementation and records for this standard.</w:t>
+      </w:r>
+    </w:p>
+    <w:p>
+      <w:pPr>
+        <w:spacing w:after="20" w:before="100"/>
+      </w:pPr>
+      <w:r>
+        <w:rPr>
+          <w:b/>
+          <w:bCs/>
+          <w:sz w:val="22"/>
+          <w:szCs w:val="22"/>
+        </w:rPr>
+        <w:t xml:space="preserve">Guest Relations / Patient Rights Officer</w:t>
       </w:r>
     </w:p>
     <w:p>
@@ -1210,7 +1252,21 @@
           <w:sz w:val="22"/>
           <w:szCs w:val="22"/>
         </w:rPr>
-        <w:t xml:space="preserve">Medical Superintendent</w:t>
+        <w:t xml:space="preserve">Supports rights display, counselling, complaint access and family communication as this standard requires.</w:t>
+      </w:r>
+    </w:p>
+    <w:p>
+      <w:pPr>
+        <w:spacing w:after="20" w:before="100"/>
+      </w:pPr>
+      <w:r>
+        <w:rPr>
+          <w:b/>
+          <w:bCs/>
+          <w:sz w:val="22"/>
+          <w:szCs w:val="22"/>
+        </w:rPr>
+        <w:t xml:space="preserve">Quality Coordinator</w:t>
       </w:r>
     </w:p>
     <w:p>
@@ -1227,7 +1283,28 @@
           <w:sz w:val="22"/>
           <w:szCs w:val="22"/>
         </w:rPr>
-        <w:t xml:space="preserve">Owns day-to-day implementation and records for this standard.</w:t>
+        <w:t xml:space="preserve">Audits this policy «quarterly»; holds training acknowledgements.</w:t>
+      </w:r>
+    </w:p>
+    <w:p>
+      <w:pPr>
+        <w:pStyle w:val="Heading1"/>
+        <w:spacing w:after="120" w:before="280"/>
+      </w:pPr>
+      <w:r>
+        <w:t xml:space="preserve">7. Quality monitoring (RCA → CAPA)</w:t>
+      </w:r>
+    </w:p>
+    <w:p>
+      <w:pPr>
+        <w:spacing w:after="140"/>
+      </w:pPr>
+      <w:r>
+        <w:rPr>
+          <w:sz w:val="22"/>
+          <w:szCs w:val="22"/>
+        </w:rPr>
+        <w:t xml:space="preserve">The Quality Coordinator audits this policy «quarterly». The audit reviews:</w:t>
       </w:r>
     </w:p>
     <w:p>
@@ -1244,7 +1321,7 @@
           <w:sz w:val="22"/>
           <w:szCs w:val="22"/>
         </w:rPr>
-        <w:t xml:space="preserve">Guest Relations / Patient Rights Officer</w:t>
+        <w:t xml:space="preserve">Records for a sample of this standard's objective elements, checked against the What-we-do steps.</w:t>
       </w:r>
     </w:p>
     <w:p>
@@ -1261,7 +1338,7 @@
           <w:sz w:val="22"/>
           <w:szCs w:val="22"/>
         </w:rPr>
-        <w:t xml:space="preserve">Supports rights display, counselling, complaint access and family communication as this standard requires.</w:t>
+        <w:t xml:space="preserve">CORE objective elements show no critical gaps in the sample.</w:t>
       </w:r>
     </w:p>
     <w:p>
@@ -1278,125 +1355,19 @@
           <w:sz w:val="22"/>
           <w:szCs w:val="22"/>
         </w:rPr>
-        <w:t xml:space="preserve">Quality Coordinator</w:t>
-      </w:r>
-    </w:p>
-    <w:p>
-      <w:pPr>
-        <w:pStyle w:val="ListParagraph"/>
-        <w:numPr>
-          <w:ilvl w:val="0"/>
-          <w:numId w:val="1"/>
-        </w:numPr>
-        <w:spacing w:after="60"/>
-      </w:pPr>
-      <w:r>
-        <w:rPr>
-          <w:sz w:val="22"/>
-          <w:szCs w:val="22"/>
-        </w:rPr>
-        <w:t xml:space="preserve">Audits this policy «quarterly»; holds training acknowledgements.</w:t>
-      </w:r>
-    </w:p>
-    <w:p>
-      <w:pPr>
-        <w:pStyle w:val="Heading1"/>
-        <w:spacing w:after="120" w:before="280"/>
-      </w:pPr>
-      <w:r>
-        <w:t xml:space="preserve">7. Quality monitoring (RCA → CAPA)</w:t>
-      </w:r>
-    </w:p>
-    <w:p>
-      <w:pPr>
-        <w:spacing w:after="140"/>
-      </w:pPr>
-      <w:r>
-        <w:rPr>
-          <w:sz w:val="22"/>
-          <w:szCs w:val="22"/>
-        </w:rPr>
-        <w:t xml:space="preserve">The Quality Coordinator audits this policy «quarterly».</w:t>
-      </w:r>
-    </w:p>
-    <w:p>
-      <w:pPr>
-        <w:spacing w:after="140"/>
-      </w:pPr>
-      <w:r>
-        <w:rPr>
-          <w:sz w:val="22"/>
-          <w:szCs w:val="22"/>
-        </w:rPr>
-        <w:t xml:space="preserve">What is monitored each quarter:</w:t>
-      </w:r>
-    </w:p>
-    <w:p>
-      <w:pPr>
-        <w:pStyle w:val="ListParagraph"/>
-        <w:numPr>
-          <w:ilvl w:val="0"/>
-          <w:numId w:val="1"/>
-        </w:numPr>
-        <w:spacing w:after="60"/>
-      </w:pPr>
-      <w:r>
-        <w:rPr>
-          <w:sz w:val="22"/>
-          <w:szCs w:val="22"/>
-        </w:rPr>
-        <w:t xml:space="preserve">Sample of records for each OE PRE.3.a–e.</w:t>
-      </w:r>
-    </w:p>
-    <w:p>
-      <w:pPr>
-        <w:pStyle w:val="ListParagraph"/>
-        <w:numPr>
-          <w:ilvl w:val="0"/>
-          <w:numId w:val="1"/>
-        </w:numPr>
-        <w:spacing w:after="60"/>
-      </w:pPr>
-      <w:r>
-        <w:rPr>
-          <w:sz w:val="22"/>
-          <w:szCs w:val="22"/>
-        </w:rPr>
-        <w:t xml:space="preserve">Asterisked elements (none) have document evidence as required.</w:t>
-      </w:r>
-    </w:p>
-    <w:p>
-      <w:pPr>
-        <w:pStyle w:val="ListParagraph"/>
-        <w:numPr>
-          <w:ilvl w:val="0"/>
-          <w:numId w:val="1"/>
-        </w:numPr>
-        <w:spacing w:after="60"/>
-      </w:pPr>
-      <w:r>
-        <w:rPr>
-          <w:sz w:val="22"/>
-          <w:szCs w:val="22"/>
-        </w:rPr>
-        <w:t xml:space="preserve">CORE elements (a) show no critical gaps in the sample.</w:t>
-      </w:r>
-    </w:p>
-    <w:p>
-      <w:pPr>
-        <w:pStyle w:val="ListParagraph"/>
-        <w:numPr>
-          <w:ilvl w:val="0"/>
-          <w:numId w:val="1"/>
-        </w:numPr>
-        <w:spacing w:after="60"/>
-      </w:pPr>
-      <w:r>
-        <w:rPr>
-          <w:sz w:val="22"/>
-          <w:szCs w:val="22"/>
-        </w:rPr>
         <w:t xml:space="preserve">Stop-work events (if any) are logged with outcome.</w:t>
+      </w:r>
+    </w:p>
+    <w:p>
+      <w:pPr>
+        <w:spacing w:after="140"/>
+      </w:pPr>
+      <w:r>
+        <w:rPr>
+          <w:sz w:val="22"/>
+          <w:szCs w:val="22"/>
+        </w:rPr>
+        <w:t xml:space="preserve">Root-cause analysis is required when a gap found in this audit remains open beyond «90 days».</w:t>
       </w:r>
     </w:p>
     <w:p>
@@ -2959,7 +2930,7 @@
           <w:sz w:val="22"/>
           <w:szCs w:val="22"/>
         </w:rPr>
-        <w:t xml:space="preserve">Records showing PRE.3.a was followed for sampled patients/cases.</w:t>
+        <w:t xml:space="preserve">Documented and signed explanation of proposed care — risks, benefits, alternatives, expected results, complications.</w:t>
       </w:r>
     </w:p>
     <w:p>
@@ -2976,7 +2947,7 @@
           <w:sz w:val="22"/>
           <w:szCs w:val="22"/>
         </w:rPr>
-        <w:t xml:space="preserve">Written guidance / protocol referenced for this element (where required).</w:t>
+        <w:t xml:space="preserve">Record of the explanation being repeated at periodic intervals.</w:t>
       </w:r>
     </w:p>
     <w:p>
@@ -2993,7 +2964,16 @@
           <w:sz w:val="22"/>
           <w:szCs w:val="22"/>
         </w:rPr>
-        <w:t xml:space="preserve">Audit sample notes for PRE.3.a reviewed «quarterly».</w:t>
+        <w:t xml:space="preserve">Confirmation this discussion is distinct from the signed consent form.</w:t>
+      </w:r>
+    </w:p>
+    <w:p>
+      <w:pPr>
+        <w:pStyle w:val="Heading2"/>
+        <w:spacing w:after="100" w:before="220"/>
+      </w:pPr>
+      <w:r>
+        <w:t xml:space="preserve">PRE.3.b — The care plan is prepared and modified in consultation with the patient and / or family members.</w:t>
       </w:r>
     </w:p>
     <w:p>
@@ -3010,16 +2990,7 @@
           <w:sz w:val="22"/>
           <w:szCs w:val="22"/>
         </w:rPr>
-        <w:t xml:space="preserve">CORE-element sample with no critical gaps in the quarter under review.</w:t>
-      </w:r>
-    </w:p>
-    <w:p>
-      <w:pPr>
-        <w:pStyle w:val="Heading2"/>
-        <w:spacing w:after="100" w:before="220"/>
-      </w:pPr>
-      <w:r>
-        <w:t xml:space="preserve">PRE.3.b — The care plan is prepared and modified in consultation with the patient and / or family members.</w:t>
+        <w:t xml:space="preserve">Care-plan document showing patient or family consultation.</w:t>
       </w:r>
     </w:p>
     <w:p>
@@ -3036,7 +3007,7 @@
           <w:sz w:val="22"/>
           <w:szCs w:val="22"/>
         </w:rPr>
-        <w:t xml:space="preserve">Records showing PRE.3.b was followed for sampled patients/cases.</w:t>
+        <w:t xml:space="preserve">Record of concerns or requests incorporated, or the reason noted where not possible.</w:t>
       </w:r>
     </w:p>
     <w:p>
@@ -3053,7 +3024,16 @@
           <w:sz w:val="22"/>
           <w:szCs w:val="22"/>
         </w:rPr>
-        <w:t xml:space="preserve">Written guidance / protocol referenced for this element (where required).</w:t>
+        <w:t xml:space="preserve">Religious, cultural or spiritual consideration record.</w:t>
+      </w:r>
+    </w:p>
+    <w:p>
+      <w:pPr>
+        <w:pStyle w:val="Heading2"/>
+        <w:spacing w:after="100" w:before="220"/>
+      </w:pPr>
+      <w:r>
+        <w:t xml:space="preserve">PRE.3.c — The patient and/or family members are informed about the results of diagnostic tests and the diagnosis.</w:t>
       </w:r>
     </w:p>
     <w:p>
@@ -3070,16 +3050,7 @@
           <w:sz w:val="22"/>
           <w:szCs w:val="22"/>
         </w:rPr>
-        <w:t xml:space="preserve">Audit sample notes for PRE.3.b reviewed «quarterly».</w:t>
-      </w:r>
-    </w:p>
-    <w:p>
-      <w:pPr>
-        <w:pStyle w:val="Heading2"/>
-        <w:spacing w:after="100" w:before="220"/>
-      </w:pPr>
-      <w:r>
-        <w:t xml:space="preserve">PRE.3.c — The patient and/or family members are informed about the results of diagnostic tests and the diagnosis.</w:t>
+        <w:t xml:space="preserve">Record of diagnostic-result explanation to the patient or family.</w:t>
       </w:r>
     </w:p>
     <w:p>
@@ -3096,7 +3067,7 @@
           <w:sz w:val="22"/>
           <w:szCs w:val="22"/>
         </w:rPr>
-        <w:t xml:space="preserve">Records showing PRE.3.c was followed for sampled patients/cases.</w:t>
+        <w:t xml:space="preserve">Same-day explanation record for an abnormal result changing the plan.</w:t>
       </w:r>
     </w:p>
     <w:p>
@@ -3113,7 +3084,16 @@
           <w:sz w:val="22"/>
           <w:szCs w:val="22"/>
         </w:rPr>
-        <w:t xml:space="preserve">Written guidance / protocol referenced for this element (where required).</w:t>
+        <w:t xml:space="preserve">Confirmation results were not left as an unexplained printout in the file.</w:t>
+      </w:r>
+    </w:p>
+    <w:p>
+      <w:pPr>
+        <w:pStyle w:val="Heading2"/>
+        <w:spacing w:after="100" w:before="220"/>
+      </w:pPr>
+      <w:r>
+        <w:t xml:space="preserve">PRE.3.d — The patient and/or family members are explained about any change in the patient’s condition in a timely manner.</w:t>
       </w:r>
     </w:p>
     <w:p>
@@ -3130,16 +3110,7 @@
           <w:sz w:val="22"/>
           <w:szCs w:val="22"/>
         </w:rPr>
-        <w:t xml:space="preserve">Audit sample notes for PRE.3.c reviewed «quarterly».</w:t>
-      </w:r>
-    </w:p>
-    <w:p>
-      <w:pPr>
-        <w:pStyle w:val="Heading2"/>
-        <w:spacing w:after="100" w:before="220"/>
-      </w:pPr>
-      <w:r>
-        <w:t xml:space="preserve">PRE.3.d — The patient and/or family members are explained about any change in the patient’s condition in a timely manner.</w:t>
+        <w:t xml:space="preserve">Timely condition-change explanation record.</w:t>
       </w:r>
     </w:p>
     <w:p>
@@ -3156,7 +3127,7 @@
           <w:sz w:val="22"/>
           <w:szCs w:val="22"/>
         </w:rPr>
-        <w:t xml:space="preserve">Records showing PRE.3.d was followed for sampled patients/cases.</w:t>
+        <w:t xml:space="preserve">On-call doctor communication record for night or emergency deterioration.</w:t>
       </w:r>
     </w:p>
     <w:p>
@@ -3173,7 +3144,16 @@
           <w:sz w:val="22"/>
           <w:szCs w:val="22"/>
         </w:rPr>
-        <w:t xml:space="preserve">Written guidance / protocol referenced for this element (where required).</w:t>
+        <w:t xml:space="preserve">Withholding-of-resuscitation discussion record within ethical and legal limits, where applicable.</w:t>
+      </w:r>
+    </w:p>
+    <w:p>
+      <w:pPr>
+        <w:pStyle w:val="Heading2"/>
+        <w:spacing w:after="100" w:before="220"/>
+      </w:pPr>
+      <w:r>
+        <w:t xml:space="preserve">PRE.3.e — The patient and/or family members are provided multi-disciplinary counselling when appropriate.</w:t>
       </w:r>
     </w:p>
     <w:p>
@@ -3190,16 +3170,7 @@
           <w:sz w:val="22"/>
           <w:szCs w:val="22"/>
         </w:rPr>
-        <w:t xml:space="preserve">Audit sample notes for PRE.3.d reviewed «quarterly».</w:t>
-      </w:r>
-    </w:p>
-    <w:p>
-      <w:pPr>
-        <w:pStyle w:val="Heading2"/>
-        <w:spacing w:after="100" w:before="220"/>
-      </w:pPr>
-      <w:r>
-        <w:t xml:space="preserve">PRE.3.e — The patient and/or family members are provided multi-disciplinary counselling when appropriate.</w:t>
+        <w:t xml:space="preserve">Multi-disciplinary counselling session record — attendees, topic, date.</w:t>
       </w:r>
     </w:p>
     <w:p>
@@ -3216,7 +3187,7 @@
           <w:sz w:val="22"/>
           <w:szCs w:val="22"/>
         </w:rPr>
-        <w:t xml:space="preserve">Records showing PRE.3.e was followed for sampled patients/cases.</w:t>
+        <w:t xml:space="preserve">Situation-identification record (critically ill family, organ donor, long-stay patient, etc.).</w:t>
       </w:r>
     </w:p>
     <w:p>
@@ -3233,24 +3204,7 @@
           <w:sz w:val="22"/>
           <w:szCs w:val="22"/>
         </w:rPr>
-        <w:t xml:space="preserve">Written guidance / protocol referenced for this element (where required).</w:t>
-      </w:r>
-    </w:p>
-    <w:p>
-      <w:pPr>
-        <w:pStyle w:val="ListParagraph"/>
-        <w:numPr>
-          <w:ilvl w:val="0"/>
-          <w:numId w:val="1"/>
-        </w:numPr>
-        <w:spacing w:after="60"/>
-      </w:pPr>
-      <w:r>
-        <w:rPr>
-          <w:sz w:val="22"/>
-          <w:szCs w:val="22"/>
-        </w:rPr>
-        <w:t xml:space="preserve">Audit sample notes for PRE.3.e reviewed «quarterly».</w:t>
+        <w:t xml:space="preserve">Cross-reference to COP.1.e for uniform-care counselling overlap.</w:t>
       </w:r>
     </w:p>
     <w:p>

--- a/policies/build/masters_hco/HCO.PRE.3_v2_master.docx
+++ b/policies/build/masters_hco/HCO.PRE.3_v2_master.docx
@@ -692,7 +692,7 @@
           <w:sz w:val="22"/>
           <w:szCs w:val="22"/>
         </w:rPr>
-        <w:t xml:space="preserve">It covers objective elements PRE.3.a–e (5 elements).</w:t>
+        <w:t xml:space="preserve">This policy covers all 5 requirements under this standard, listed in detail below.</w:t>
       </w:r>
     </w:p>
     <w:p>
@@ -716,7 +716,7 @@
           <w:sz w:val="22"/>
           <w:szCs w:val="22"/>
         </w:rPr>
-        <w:t xml:space="preserve">This policy owns PRE.3. Related AAC, COP, MOM, IPC/HIC and IMS duties stay with those policies — cross-reference only. Other PRE standards stay with their own policies.</w:t>
+        <w:t xml:space="preserve">This policy covers informed decisions and involvement in the care plan specifically. Related duties — like patient assessment, clinical care, medication management, infection control, or medical records and information management — are covered in the hospital's other policies, not repeated here. Other PRE standards stay with their own policies.</w:t>
       </w:r>
     </w:p>
     <w:p>
@@ -761,19 +761,19 @@
           <w:sz w:val="22"/>
           <w:szCs w:val="22"/>
         </w:rPr>
-        <w:t xml:space="preserve">It covers 5 objective elements (PRE.3.a, PRE.3.b, PRE.3.c, PRE.3.d, PRE.3.e).</w:t>
-      </w:r>
-    </w:p>
-    <w:p>
-      <w:pPr>
-        <w:spacing w:after="140"/>
-      </w:pPr>
-      <w:r>
-        <w:rPr>
-          <w:sz w:val="22"/>
-          <w:szCs w:val="22"/>
-        </w:rPr>
-        <w:t xml:space="preserve">Boundaries: do not overwrite HCO AAC, COP or MOM policies. Spell out abbreviations on first use in training materials. OE counts/levels/asterisks stay with the official portal Standards PDF. Method notes come from the Guidebook Interpretation paragraphs (scanned PDF md5 2c4489ee98de4ae9b49cba168ea9f42a).</w:t>
+        <w:t xml:space="preserve">This policy covers all 5 requirements under this standard, listed in detail below.</w:t>
+      </w:r>
+    </w:p>
+    <w:p>
+      <w:pPr>
+        <w:spacing w:after="140"/>
+      </w:pPr>
+      <w:r>
+        <w:rPr>
+          <w:sz w:val="22"/>
+          <w:szCs w:val="22"/>
+        </w:rPr>
+        <w:t xml:space="preserve">This policy covers informed decisions and involvement in the care plan specifically. Related duties — like patient assessment, clinical care, medication management, infection control, or medical records and information management — are covered in the hospital's other policies, not repeated here. Spell out abbreviations on first use in training materials. OE counts/levels/asterisks stay with the official portal Standards PDF. Method notes come from the Guidebook Interpretation paragraphs (scanned PDF md5 2c4489ee98de4ae9b49cba168ea9f42a).</w:t>
       </w:r>
     </w:p>
     <w:p>
